--- a/docx_resources/Вечірня-Утреня/В,У - Квітна Тріодь/pascha-4/4-4-ВУ.docx
+++ b/docx_resources/Вечірня-Утреня/В,У - Квітна Тріодь/pascha-4/4-4-ВУ.docx
@@ -70,7 +70,7 @@
     </w:p>
     <w:p>
       <w:pPr>
-        <w:pStyle w:val="Heading1"/>
+        <w:pStyle w:val="1"/>
         <w:spacing w:after="120"/>
         <w:jc w:val="center"/>
         <w:rPr>
@@ -82,7 +82,6 @@
         <w:rPr>
           <w:rFonts w:ascii="Times New Roman" w:hAnsi="Times New Roman" w:cs="Times New Roman"/>
           <w:b/>
-          <w:sz w:val="24"/>
         </w:rPr>
         <w:t>ВЕЧІРНЯ</w:t>
       </w:r>
@@ -547,7 +546,7 @@
     </w:p>
     <w:p>
       <w:pPr>
-        <w:pStyle w:val="Heading2"/>
+        <w:pStyle w:val="2"/>
         <w:spacing w:before="0" w:after="120"/>
         <w:jc w:val="center"/>
         <w:rPr>
@@ -758,26 +757,26 @@
           <w:sz w:val="24"/>
           <w:szCs w:val="24"/>
         </w:rPr>
+        <w:t>Поставив їм границю, якої не перейдуть,* щоб знову покрити землю.</w:t>
+      </w:r>
+    </w:p>
+    <w:p>
+      <w:pPr>
+        <w:spacing w:after="120"/>
+        <w:jc w:val="both"/>
+        <w:rPr>
+          <w:rFonts w:ascii="Times New Roman" w:hAnsi="Times New Roman" w:cs="Times New Roman"/>
+          <w:sz w:val="24"/>
+          <w:szCs w:val="24"/>
+        </w:rPr>
+      </w:pPr>
+      <w:r>
+        <w:rPr>
+          <w:rFonts w:ascii="Times New Roman" w:hAnsi="Times New Roman" w:cs="Times New Roman"/>
+          <w:sz w:val="24"/>
+          <w:szCs w:val="24"/>
+        </w:rPr>
         <w:lastRenderedPageBreak/>
-        <w:t>Поставив їм границю, якої не перейдуть,* щоб знову покрити землю.</w:t>
-      </w:r>
-    </w:p>
-    <w:p>
-      <w:pPr>
-        <w:spacing w:after="120"/>
-        <w:jc w:val="both"/>
-        <w:rPr>
-          <w:rFonts w:ascii="Times New Roman" w:hAnsi="Times New Roman" w:cs="Times New Roman"/>
-          <w:sz w:val="24"/>
-          <w:szCs w:val="24"/>
-        </w:rPr>
-      </w:pPr>
-      <w:r>
-        <w:rPr>
-          <w:rFonts w:ascii="Times New Roman" w:hAnsi="Times New Roman" w:cs="Times New Roman"/>
-          <w:sz w:val="24"/>
-          <w:szCs w:val="24"/>
-        </w:rPr>
         <w:t>Джерела посилаєш у ріки,* які течуть проміж горами.</w:t>
       </w:r>
     </w:p>
@@ -1319,7 +1318,7 @@
     </w:p>
     <w:p>
       <w:pPr>
-        <w:pStyle w:val="Heading3"/>
+        <w:pStyle w:val="3"/>
         <w:spacing w:before="0" w:after="120"/>
         <w:jc w:val="center"/>
         <w:rPr>
@@ -1335,7 +1334,6 @@
           <w:b/>
           <w:i/>
           <w:color w:val="FF0000"/>
-          <w:sz w:val="24"/>
         </w:rPr>
         <w:t>Вечірні молитви</w:t>
       </w:r>
@@ -1387,7 +1385,16 @@
           <w:sz w:val="24"/>
           <w:szCs w:val="24"/>
         </w:rPr>
-        <w:t> Господи щедрий і милосердний, довготерпеливий і многомилостивий! Вислухай молитви наші і зверни увагу на голос моління нашого і яви нам знак милости твоєї, наведи нас на дорогу твою, щоб ходили ми в твоїй правді. Звесели серця наші, щоб ми боялись імення твого святого, бо ти великий і твориш чуда; ти Бог єдиний і немає подібного тобі між богами, Господи. Ти сильний у милості і добрий у силі, аби допомагати й утішати, і спасати всіх, хто на ім'я твоє святе уповає. Бо тобі належить усяка слава, честь і поклоніння: Отцю, Сину, і Святому Духові, нині і повсякчас, і на віки віків. Амінь.</w:t>
+        <w:t xml:space="preserve"> Господи щедрий і милосердний, довготерпеливий і многомилостивий! Вислухай молитви наші і зверни увагу на голос моління нашого і яви нам знак милости твоєї, наведи нас на дорогу твою, щоб ходили ми в твоїй правді. Звесели серця наші, щоб ми боялись імення твого святого, бо ти великий і твориш чуда; ти Бог єдиний і немає подібного тобі між богами, Господи. Ти сильний у милості і добрий у силі, аби допомагати й утішати, і </w:t>
+      </w:r>
+      <w:r>
+        <w:rPr>
+          <w:rFonts w:ascii="Times New Roman" w:hAnsi="Times New Roman" w:cs="Times New Roman"/>
+          <w:sz w:val="24"/>
+          <w:szCs w:val="24"/>
+        </w:rPr>
+        <w:lastRenderedPageBreak/>
+        <w:t>спасати всіх, хто на ім'я твоє святе уповає. Бо тобі належить усяка слава, честь і поклоніння: Отцю, Сину, і Святому Духові, нині і повсякчас, і на віки віків. Амінь.</w:t>
       </w:r>
     </w:p>
     <w:p>
@@ -1583,25 +1590,34 @@
           <w:sz w:val="24"/>
           <w:szCs w:val="24"/>
         </w:rPr>
-        <w:t> Боже великий і вишній, в тебе одного є безсмертність і в світлі живеш недоступнім. Ти все створіння мудро створив, відокремив світло від темряви і сонце поклав, щоб правити днем, а місяць і зорі, щоб володіли ніччю, нас же грішних вчинив достойними і в теперішню годину стати перед твоїм обличчям, щоб тебе визнавати і принести тобі вечірнє славослов'я. Направ, Людинолюбче, молитву нашу, немов кадило, перед тобою і прийми її, як благовонний запах. Дай нам мирний цей вечір і близьку вже ніч; зодягни нас у броню світла; визволь нас від нічного страху і всякої речі, що в темряві з'являється, і дай сон, що його ти дарував на відпочинок нашій немічності, вільний від усякого маріння диявольського. Владико, давче добра, хай і на нашій постелі, бувши тобі милими, згадуємо вночі твоє ім'я і, просвічувані навчанням твоїх заповідей, встанемо в душевній радості до звеличування твоєї доброти, приносячи твоєму милосердю молитви і моління, за наші і всіх твоїх людей провини. Відвідай їх задля молитов святої Богородиці. Бо ти є добрий і Людинолюбний Бог, і тобі віддаємо славу: Отцю, і Сину, і Святому Духові, нині і повсякчас, і на віки віків. Амінь.</w:t>
-      </w:r>
-    </w:p>
-    <w:p>
-      <w:pPr>
-        <w:spacing w:after="120"/>
-        <w:jc w:val="both"/>
-        <w:rPr>
-          <w:rFonts w:ascii="Times New Roman" w:hAnsi="Times New Roman" w:cs="Times New Roman"/>
-          <w:i/>
-          <w:color w:val="FF0000"/>
-          <w:sz w:val="24"/>
-          <w:szCs w:val="24"/>
-        </w:rPr>
-      </w:pPr>
-    </w:p>
-    <w:p>
-      <w:pPr>
-        <w:pStyle w:val="Heading3"/>
+        <w:t xml:space="preserve"> Боже великий і вишній, в тебе одного є безсмертність і в світлі живеш недоступнім. Ти все створіння мудро створив, відокремив світло від темряви і сонце поклав, щоб правити днем, а місяць і зорі, щоб володіли ніччю, нас же грішних вчинив достойними і в теперішню годину стати перед твоїм обличчям, щоб тебе визнавати і принести тобі вечірнє славослов'я. Направ, Людинолюбче, молитву нашу, немов кадило, перед тобою і прийми її, як благовонний запах. Дай нам мирний цей вечір і близьку вже ніч; зодягни нас у броню світла; визволь нас від нічного страху і всякої речі, що в темряві з'являється, і дай сон, що його ти дарував на відпочинок нашій немічності, вільний від усякого маріння диявольського. Владико, давче добра, хай і на нашій постелі, бувши тобі милими, згадуємо вночі твоє ім'я і, просвічувані навчанням твоїх заповідей, встанемо в душевній радості до звеличування твоєї доброти, приносячи твоєму милосердю молитви і моління, за наші і всіх твоїх людей провини. Відвідай їх задля молитов святої Богородиці. Бо ти є </w:t>
+      </w:r>
+      <w:r>
+        <w:rPr>
+          <w:rFonts w:ascii="Times New Roman" w:hAnsi="Times New Roman" w:cs="Times New Roman"/>
+          <w:sz w:val="24"/>
+          <w:szCs w:val="24"/>
+        </w:rPr>
+        <w:lastRenderedPageBreak/>
+        <w:t>добрий і Людинолюбний Бог, і тобі віддаємо славу: Отцю, і Сину, і Святому Духові, нині і повсякчас, і на віки віків. Амінь.</w:t>
+      </w:r>
+    </w:p>
+    <w:p>
+      <w:pPr>
+        <w:spacing w:after="120"/>
+        <w:jc w:val="both"/>
+        <w:rPr>
+          <w:rFonts w:ascii="Times New Roman" w:hAnsi="Times New Roman" w:cs="Times New Roman"/>
+          <w:i/>
+          <w:color w:val="FF0000"/>
+          <w:sz w:val="24"/>
+          <w:szCs w:val="24"/>
+        </w:rPr>
+      </w:pPr>
+    </w:p>
+    <w:p>
+      <w:pPr>
+        <w:pStyle w:val="3"/>
         <w:spacing w:before="0" w:after="120"/>
         <w:jc w:val="center"/>
         <w:rPr>
@@ -1617,7 +1633,6 @@
           <w:b/>
           <w:i/>
           <w:color w:val="FF0000"/>
-          <w:sz w:val="24"/>
         </w:rPr>
         <w:t>Велика ектенія</w:t>
       </w:r>
@@ -2325,7 +2340,17 @@
           <w:szCs w:val="24"/>
           <w:u w:val="single"/>
         </w:rPr>
-        <w:t xml:space="preserve"> [Господи щедрий і милосердний, довготерпеливий і многомилостивий! Вислухай молитви наші і зверни увагу на голос моління нашого і яви нам знак милости твоєї, наведи нас на дорогу твою, щоб ходили ми в твоїй правді. Звесели серця наші, щоб ми боялись імення твого святого, бо ти великий і твориш чуда; ти Бог єдиний і немає подібного тобі між богами, Господи. Ти сильний у милості і добрий у силі, аби допомагати й утішати, і спасати всіх, хто на ім'я твоє святе уповає.]</w:t>
+        <w:t xml:space="preserve"> [Господи щедрий і милосердний, довготерпеливий і многомилостивий! Вислухай молитви наші і зверни увагу на голос моління нашого і яви нам знак милости твоєї, наведи нас на дорогу твою, щоб ходили ми в твоїй правді. Звесели серця наші, щоб ми боялись імення твого святого, бо ти великий і твориш чуда; ти Бог єдиний і немає подібного тобі </w:t>
+      </w:r>
+      <w:r>
+        <w:rPr>
+          <w:rFonts w:ascii="Times New Roman" w:hAnsi="Times New Roman" w:cs="Times New Roman"/>
+          <w:sz w:val="24"/>
+          <w:szCs w:val="24"/>
+          <w:u w:val="single"/>
+        </w:rPr>
+        <w:lastRenderedPageBreak/>
+        <w:t>між богами, Господи. Ти сильний у милості і добрий у силі, аби допомагати й утішати, і спасати всіх, хто на ім'я твоє святе уповає.]</w:t>
       </w:r>
     </w:p>
     <w:p>
@@ -2397,7 +2422,7 @@
     </w:p>
     <w:p>
       <w:pPr>
-        <w:pStyle w:val="Heading2"/>
+        <w:pStyle w:val="2"/>
         <w:spacing w:before="0" w:after="120"/>
         <w:jc w:val="center"/>
         <w:rPr>
@@ -2956,7 +2981,7 @@
     </w:p>
     <w:p>
       <w:pPr>
-        <w:pStyle w:val="Heading3"/>
+        <w:pStyle w:val="3"/>
         <w:spacing w:before="0" w:after="120"/>
         <w:jc w:val="center"/>
         <w:rPr>
@@ -2971,8 +2996,8 @@
           <w:b/>
           <w:i/>
           <w:color w:val="FF0000"/>
-          <w:sz w:val="24"/>
-        </w:rPr>
+        </w:rPr>
+        <w:lastRenderedPageBreak/>
         <w:t>Стихири</w:t>
       </w:r>
     </w:p>
@@ -3549,7 +3574,7 @@
     </w:p>
     <w:p>
       <w:pPr>
-        <w:pStyle w:val="Heading2"/>
+        <w:pStyle w:val="2"/>
         <w:spacing w:before="0" w:after="120"/>
         <w:jc w:val="center"/>
         <w:rPr>
@@ -3628,7 +3653,16 @@
           <w:sz w:val="24"/>
           <w:szCs w:val="24"/>
         </w:rPr>
-        <w:t xml:space="preserve"> Світло тихе святої слави, безсмертного Отця небесного, святого, блаженного, Ісусе Христе! Доживши до заходу сонця, бачивши світло вечірнє, славимо Отця, і Сина, і Святого Духа – Бога. Достойно є повсякчас прославляти тебе голосами побожними, Сину Божий, що життя даєш усьому світу; тому світ увесь славить тебе.</w:t>
+        <w:t xml:space="preserve"> Світло тихе святої слави, безсмертного Отця небесного, святого, блаженного, Ісусе Христе! Доживши до заходу сонця, бачивши світло вечірнє, славимо Отця, і Сина, і </w:t>
+      </w:r>
+      <w:r>
+        <w:rPr>
+          <w:rFonts w:ascii="Times New Roman" w:hAnsi="Times New Roman" w:cs="Times New Roman"/>
+          <w:sz w:val="24"/>
+          <w:szCs w:val="24"/>
+        </w:rPr>
+        <w:lastRenderedPageBreak/>
+        <w:t>Святого Духа – Бога. Достойно є повсякчас прославляти тебе голосами побожними, Сину Божий, що життя даєш усьому світу; тому світ увесь славить тебе.</w:t>
       </w:r>
     </w:p>
     <w:p>
@@ -3709,7 +3743,7 @@
     </w:p>
     <w:p>
       <w:pPr>
-        <w:pStyle w:val="Heading3"/>
+        <w:pStyle w:val="3"/>
         <w:spacing w:before="0" w:after="120"/>
         <w:jc w:val="center"/>
         <w:rPr>
@@ -3724,7 +3758,6 @@
           <w:b/>
           <w:i/>
           <w:color w:val="FF0000"/>
-          <w:sz w:val="24"/>
         </w:rPr>
         <w:t>Прокімен</w:t>
       </w:r>
@@ -3733,7 +3766,6 @@
           <w:rFonts w:ascii="Times New Roman" w:eastAsia="Times New Roman" w:hAnsi="Times New Roman" w:cs="Times New Roman"/>
           <w:i/>
           <w:color w:val="FF0000"/>
-          <w:sz w:val="24"/>
         </w:rPr>
         <w:t>: (г. 5):</w:t>
       </w:r>
@@ -3812,7 +3844,7 @@
     </w:p>
     <w:p>
       <w:pPr>
-        <w:pStyle w:val="Heading3"/>
+        <w:pStyle w:val="3"/>
         <w:spacing w:before="0" w:after="120"/>
         <w:jc w:val="center"/>
         <w:rPr>
@@ -3828,7 +3860,6 @@
           <w:b/>
           <w:i/>
           <w:color w:val="FF0000"/>
-          <w:sz w:val="24"/>
         </w:rPr>
         <w:t>Сподоби, Господи</w:t>
       </w:r>
@@ -4036,7 +4067,7 @@
     </w:p>
     <w:p>
       <w:pPr>
-        <w:pStyle w:val="Heading3"/>
+        <w:pStyle w:val="3"/>
         <w:spacing w:before="0" w:after="120"/>
         <w:jc w:val="center"/>
         <w:rPr>
@@ -4052,7 +4083,6 @@
           <w:b/>
           <w:i/>
           <w:color w:val="FF0000"/>
-          <w:sz w:val="24"/>
         </w:rPr>
         <w:t>Прохальна єктенія</w:t>
       </w:r>
@@ -4477,6 +4507,7 @@
           <w:sz w:val="24"/>
           <w:szCs w:val="24"/>
         </w:rPr>
+        <w:lastRenderedPageBreak/>
         <w:t>Християнської кончини життя нашого, безболісної, бездоганної, мирної, і доброго одвіту на страшному суді Христовому просім.</w:t>
       </w:r>
     </w:p>
@@ -4913,7 +4944,7 @@
     </w:p>
     <w:p>
       <w:pPr>
-        <w:pStyle w:val="Heading2"/>
+        <w:pStyle w:val="2"/>
         <w:spacing w:before="0" w:after="120"/>
         <w:jc w:val="center"/>
         <w:rPr>
@@ -5056,6 +5087,7 @@
           <w:sz w:val="24"/>
           <w:szCs w:val="24"/>
         </w:rPr>
+        <w:lastRenderedPageBreak/>
         <w:t xml:space="preserve">Стих: </w:t>
       </w:r>
       <w:r>
@@ -5150,7 +5182,7 @@
     </w:p>
     <w:p>
       <w:pPr>
-        <w:pStyle w:val="Heading3"/>
+        <w:pStyle w:val="3"/>
         <w:spacing w:before="0" w:after="120"/>
         <w:jc w:val="center"/>
         <w:rPr>
@@ -5166,7 +5198,6 @@
           <w:b/>
           <w:i/>
           <w:color w:val="FF0000"/>
-          <w:sz w:val="24"/>
         </w:rPr>
         <w:t>Пісня Симеона</w:t>
       </w:r>
@@ -5480,7 +5511,7 @@
     </w:p>
     <w:p>
       <w:pPr>
-        <w:pStyle w:val="Heading3"/>
+        <w:pStyle w:val="3"/>
         <w:spacing w:before="0" w:after="120"/>
         <w:jc w:val="center"/>
         <w:rPr>
@@ -5496,7 +5527,6 @@
           <w:b/>
           <w:i/>
           <w:color w:val="FF0000"/>
-          <w:sz w:val="24"/>
         </w:rPr>
         <w:t>Тропарі</w:t>
       </w:r>
@@ -5600,7 +5630,7 @@
     </w:p>
     <w:p>
       <w:pPr>
-        <w:pStyle w:val="Heading3"/>
+        <w:pStyle w:val="3"/>
         <w:spacing w:before="0" w:after="120"/>
         <w:jc w:val="center"/>
         <w:rPr>
@@ -5615,7 +5645,6 @@
           <w:b/>
           <w:i/>
           <w:color w:val="FF0000"/>
-          <w:sz w:val="24"/>
         </w:rPr>
         <w:t>Ектенія усильного благання</w:t>
       </w:r>
@@ -5624,7 +5653,6 @@
           <w:rFonts w:ascii="Times New Roman" w:eastAsia="Times New Roman" w:hAnsi="Times New Roman" w:cs="Times New Roman"/>
           <w:i/>
           <w:color w:val="FF0000"/>
-          <w:sz w:val="24"/>
         </w:rPr>
         <w:t>:</w:t>
       </w:r>
@@ -5704,6 +5732,7 @@
           <w:sz w:val="24"/>
           <w:szCs w:val="24"/>
         </w:rPr>
+        <w:lastRenderedPageBreak/>
         <w:t xml:space="preserve">Ще молимось за святішого вселенського Архиєрея Франциска, Папу Римського, за блаженнішого Патріарха нашого Святослава, і за преосвященнішого Митрополита нашого Кир </w:t>
       </w:r>
       <w:r>
@@ -6094,7 +6123,7 @@
     </w:p>
     <w:p>
       <w:pPr>
-        <w:pStyle w:val="Heading2"/>
+        <w:pStyle w:val="2"/>
         <w:spacing w:before="0" w:after="120"/>
         <w:jc w:val="center"/>
         <w:rPr>
@@ -6485,7 +6514,7 @@
     </w:p>
     <w:p>
       <w:pPr>
-        <w:pStyle w:val="Heading1"/>
+        <w:pStyle w:val="1"/>
         <w:spacing w:after="120"/>
         <w:jc w:val="center"/>
         <w:rPr>
@@ -6495,15 +6524,14 @@
       <w:r>
         <w:rPr>
           <w:rFonts w:ascii="Times New Roman" w:hAnsi="Times New Roman"/>
-          <w:sz w:val="24"/>
         </w:rPr>
         <w:br w:type="page"/>
       </w:r>
       <w:r>
         <w:rPr>
           <w:rFonts w:ascii="Times New Roman" w:hAnsi="Times New Roman" w:cs="Times New Roman"/>
-          <w:sz w:val="24"/>
-        </w:rPr>
+        </w:rPr>
+        <w:lastRenderedPageBreak/>
         <w:t>УТРЕНЯ</w:t>
       </w:r>
     </w:p>
@@ -6735,7 +6763,7 @@
     </w:p>
     <w:p>
       <w:pPr>
-        <w:pStyle w:val="Heading2"/>
+        <w:pStyle w:val="2"/>
         <w:spacing w:before="0" w:after="120"/>
         <w:jc w:val="center"/>
         <w:rPr>
@@ -7214,6 +7242,7 @@
           <w:sz w:val="24"/>
           <w:szCs w:val="24"/>
         </w:rPr>
+        <w:lastRenderedPageBreak/>
         <w:t>І ті, що на моє життя зазіхають, тенета наставляють,* і ті, що бажають мені нещастя, говорять про погибель, увесь час міркують лукаве.</w:t>
       </w:r>
     </w:p>
@@ -7894,6 +7923,7 @@
           <w:sz w:val="24"/>
           <w:szCs w:val="24"/>
         </w:rPr>
+        <w:lastRenderedPageBreak/>
         <w:t>Поміж мерцями моє ложе, немов убиті, що лежать у могилі,* що їх не згадуєш уже більше, що їх відтято від руки твоєї.</w:t>
       </w:r>
     </w:p>
@@ -8517,6 +8547,7 @@
           <w:sz w:val="24"/>
           <w:szCs w:val="24"/>
         </w:rPr>
+        <w:lastRenderedPageBreak/>
         <w:t>Господь на небі утвердив престол свій,* і царство його всім володіє.</w:t>
       </w:r>
     </w:p>
@@ -8903,7 +8934,7 @@
     </w:p>
     <w:p>
       <w:pPr>
-        <w:pStyle w:val="Heading3"/>
+        <w:pStyle w:val="3"/>
         <w:spacing w:before="0" w:after="120"/>
         <w:jc w:val="center"/>
         <w:rPr>
@@ -8919,7 +8950,6 @@
           <w:b/>
           <w:i/>
           <w:color w:val="FF0000"/>
-          <w:sz w:val="24"/>
         </w:rPr>
         <w:t>Утренні молитви</w:t>
       </w:r>
@@ -9004,7 +9034,17 @@
           <w:sz w:val="24"/>
           <w:szCs w:val="24"/>
         </w:rPr>
-        <w:t>Від ночі лине дух наш до тебе, Боже, бо світлом є повеління твої на землі. Навчи нас у страсі твоєму виконувати правду й добро, бо тебе славимо як правдивого Бога нашого. Прихили вухо своє і вислухай нас, і пом'яни, Господи, тих, що є та що моляться з нами, всіх по імені, і спаси їх силою твоєю. Благослови людей твоїх і освяти спадкоємство твоє: мир світові твоєму даруй, церквам твоїм, священикам, владі, і всім людям. Хай благословиться і прославляється всечесне і величне ім'я твоє, Отця, і Сина, і Святого Духа, нині і повсякчас, і на віки віків. Амінь.</w:t>
+        <w:t xml:space="preserve">Від ночі лине дух наш до тебе, Боже, бо світлом є повеління твої на землі. Навчи нас у страсі твоєму виконувати правду й добро, бо тебе славимо як правдивого Бога нашого. Прихили вухо своє і вислухай нас, і пом'яни, Господи, тих, що є та що моляться з нами, всіх по імені, і спаси їх силою твоєю. Благослови людей твоїх і освяти спадкоємство твоє: </w:t>
+      </w:r>
+      <w:r>
+        <w:rPr>
+          <w:rFonts w:ascii="Times New Roman" w:hAnsi="Times New Roman" w:cs="Times New Roman"/>
+          <w:color w:val="000000"/>
+          <w:sz w:val="24"/>
+          <w:szCs w:val="24"/>
+        </w:rPr>
+        <w:lastRenderedPageBreak/>
+        <w:t>мир світові твоєму даруй, церквам твоїм, священикам, владі, і всім людям. Хай благословиться і прославляється всечесне і величне ім'я твоє, Отця, і Сина, і Святого Духа, нині і повсякчас, і на віки віків. Амінь.</w:t>
       </w:r>
     </w:p>
     <w:p>
@@ -9184,7 +9224,17 @@
           <w:sz w:val="24"/>
           <w:szCs w:val="24"/>
         </w:rPr>
-        <w:t>Господи, Боже наш, що сонну неміч забрав від нас і покликав нас візванням святим, щоб і вночі підносити руки наші і прославляти тебе за справедливі твої присуди. Прийми благання наші, моління, визнавання, нічні служби і даруй нам, Боже, віру бездоганну, надію впевнену, любов нелицемірну. Благослови наші входи й виходи, вчинки, слова, діла й думки; і дай нам дочекатися початку дня, нам, що хвалять й оспівують, і благословлять добрість твоєї несказанної сили, щоб було благословенне твоє пресвяте ім'я і прославлене твоє царство: Отця, і Сина, і Святого Духа, нині і повсякчас, і на віки віків. Амінь.</w:t>
+        <w:t xml:space="preserve">Господи, Боже наш, що сонну неміч забрав від нас і покликав нас візванням святим, щоб і вночі підносити руки наші і прославляти тебе за справедливі твої присуди. Прийми благання наші, моління, визнавання, нічні служби і даруй нам, Боже, віру бездоганну, </w:t>
+      </w:r>
+      <w:r>
+        <w:rPr>
+          <w:rFonts w:ascii="Times New Roman" w:hAnsi="Times New Roman" w:cs="Times New Roman"/>
+          <w:color w:val="000000"/>
+          <w:sz w:val="24"/>
+          <w:szCs w:val="24"/>
+        </w:rPr>
+        <w:lastRenderedPageBreak/>
+        <w:t>надію впевнену, любов нелицемірну. Благослови наші входи й виходи, вчинки, слова, діла й думки; і дай нам дочекатися початку дня, нам, що хвалять й оспівують, і благословлять добрість твоєї несказанної сили, щоб було благословенне твоє пресвяте ім'я і прославлене твоє царство: Отця, і Сина, і Святого Духа, нині і повсякчас, і на віки віків. Амінь.</w:t>
       </w:r>
     </w:p>
     <w:p>
@@ -9325,7 +9375,7 @@
     </w:p>
     <w:p>
       <w:pPr>
-        <w:pStyle w:val="Heading2"/>
+        <w:pStyle w:val="2"/>
         <w:spacing w:before="0" w:after="120"/>
         <w:jc w:val="center"/>
         <w:rPr>
@@ -9650,6 +9700,7 @@
           <w:sz w:val="24"/>
           <w:szCs w:val="24"/>
         </w:rPr>
+        <w:lastRenderedPageBreak/>
         <w:t>За Богом бережений народ наш, за правління і все військо, Господеві помолімся.</w:t>
       </w:r>
     </w:p>
@@ -10137,7 +10188,7 @@
     </w:p>
     <w:p>
       <w:pPr>
-        <w:pStyle w:val="Heading3"/>
+        <w:pStyle w:val="3"/>
         <w:spacing w:before="0" w:after="120"/>
         <w:jc w:val="center"/>
         <w:rPr>
@@ -10152,7 +10203,6 @@
           <w:b/>
           <w:i/>
           <w:color w:val="FF0000"/>
-          <w:sz w:val="24"/>
         </w:rPr>
         <w:t>Бог Господь...</w:t>
       </w:r>
@@ -10161,7 +10211,6 @@
           <w:rFonts w:ascii="Times New Roman" w:eastAsia="Times New Roman" w:hAnsi="Times New Roman" w:cs="Times New Roman"/>
           <w:i/>
           <w:color w:val="FF0000"/>
-          <w:sz w:val="24"/>
         </w:rPr>
         <w:t xml:space="preserve"> (Пс. 117) на глас 8:</w:t>
       </w:r>
@@ -10359,16 +10408,25 @@
     </w:p>
     <w:p>
       <w:pPr>
-        <w:spacing w:after="120"/>
-        <w:jc w:val="both"/>
-        <w:rPr>
-          <w:rFonts w:ascii="Times New Roman" w:hAnsi="Times New Roman" w:cs="Times New Roman"/>
-          <w:i/>
-          <w:color w:val="FF0000"/>
-          <w:sz w:val="24"/>
-          <w:szCs w:val="24"/>
-        </w:rPr>
-      </w:pPr>
+        <w:pStyle w:val="3"/>
+        <w:spacing w:before="0" w:after="120"/>
+        <w:jc w:val="center"/>
+        <w:rPr>
+          <w:rFonts w:ascii="Times New Roman" w:eastAsia="Times New Roman" w:hAnsi="Times New Roman" w:cs="Times New Roman"/>
+          <w:b/>
+          <w:i/>
+          <w:color w:val="FF0000"/>
+        </w:rPr>
+      </w:pPr>
+      <w:r>
+        <w:rPr>
+          <w:rFonts w:ascii="Times New Roman" w:eastAsia="Times New Roman" w:hAnsi="Times New Roman" w:cs="Times New Roman"/>
+          <w:b/>
+          <w:i/>
+          <w:color w:val="FF0000"/>
+        </w:rPr>
+        <w:t>Тропарі</w:t>
+      </w:r>
     </w:p>
     <w:p>
       <w:pPr>
@@ -10473,6 +10531,7 @@
           <w:sz w:val="24"/>
           <w:szCs w:val="24"/>
         </w:rPr>
+        <w:lastRenderedPageBreak/>
         <w:t>І нині:</w:t>
       </w:r>
       <w:r>
@@ -10506,7 +10565,7 @@
     </w:p>
     <w:p>
       <w:pPr>
-        <w:pStyle w:val="Heading3"/>
+        <w:pStyle w:val="3"/>
         <w:spacing w:before="0" w:after="120"/>
         <w:jc w:val="center"/>
         <w:rPr>
@@ -10521,7 +10580,6 @@
           <w:b/>
           <w:i/>
           <w:color w:val="FF0000"/>
-          <w:sz w:val="24"/>
         </w:rPr>
         <w:t>Мала єктенія</w:t>
       </w:r>
@@ -10787,7 +10845,7 @@
     </w:p>
     <w:p>
       <w:pPr>
-        <w:pStyle w:val="Heading3"/>
+        <w:pStyle w:val="3"/>
         <w:spacing w:before="0" w:after="120"/>
         <w:jc w:val="center"/>
         <w:rPr>
@@ -10803,7 +10861,6 @@
           <w:b/>
           <w:i/>
           <w:color w:val="FF0000"/>
-          <w:sz w:val="24"/>
         </w:rPr>
         <w:t>Перший сідальний</w:t>
       </w:r>
@@ -10886,7 +10943,7 @@
     </w:p>
     <w:p>
       <w:pPr>
-        <w:pStyle w:val="Heading3"/>
+        <w:pStyle w:val="3"/>
         <w:spacing w:before="0" w:after="120"/>
         <w:jc w:val="center"/>
         <w:rPr>
@@ -10901,7 +10958,6 @@
           <w:b/>
           <w:i/>
           <w:color w:val="FF0000"/>
-          <w:sz w:val="24"/>
         </w:rPr>
         <w:t>Мала єктенія</w:t>
       </w:r>
@@ -11086,7 +11142,17 @@
           <w:szCs w:val="24"/>
           <w:u w:val="single"/>
         </w:rPr>
-        <w:t>[Боже й Отче Господа нашого Ісуса Христа! Ти підніс нас з постелі нашої і зібрав на годину молитви. Дай нам ласку відкрити уста наші і прийми наші подяки, що в наших силах, і навчи нас установ твоїх. Бо молитися як слід не вміємо, якщо ти, Господи, святим твоїм Духом не навчиш нас. Тому молимося тобі: Даруй і прости, якщо ми згрішили аж дотеперішньої години словом або ділом, або думкою, добровільно або недобровільно. Бо коли на провини будеш дивитися, Господи, Господи, то хто встоїться, бо в тебе є прощення. Ти один святий, допоміжник сильний, захисник життя нашого, і тебе ми завжди оспівуватимемо.]</w:t>
+        <w:t xml:space="preserve">[Боже й Отче Господа нашого Ісуса Христа! Ти підніс нас з постелі нашої і зібрав на годину молитви. Дай нам ласку відкрити уста наші і прийми наші подяки, що в наших силах, і навчи нас установ твоїх. Бо молитися як слід не вміємо, якщо ти, Господи, святим твоїм Духом не навчиш нас. Тому молимося тобі: Даруй і прости, якщо ми згрішили аж дотеперішньої години словом або ділом, або думкою, добровільно або недобровільно. Бо </w:t>
+      </w:r>
+      <w:r>
+        <w:rPr>
+          <w:rFonts w:ascii="Times New Roman" w:hAnsi="Times New Roman" w:cs="Times New Roman"/>
+          <w:sz w:val="24"/>
+          <w:szCs w:val="24"/>
+          <w:u w:val="single"/>
+        </w:rPr>
+        <w:lastRenderedPageBreak/>
+        <w:t>коли на провини будеш дивитися, Господи, Господи, то хто встоїться, бо в тебе є прощення. Ти один святий, допоміжник сильний, захисник життя нашого, і тебе ми завжди оспівуватимемо.]</w:t>
       </w:r>
     </w:p>
     <w:p>
@@ -11184,7 +11250,7 @@
     </w:p>
     <w:p>
       <w:pPr>
-        <w:pStyle w:val="Heading3"/>
+        <w:pStyle w:val="3"/>
         <w:spacing w:before="0" w:after="120"/>
         <w:jc w:val="center"/>
         <w:rPr>
@@ -11200,7 +11266,6 @@
           <w:b/>
           <w:i/>
           <w:color w:val="FF0000"/>
-          <w:sz w:val="24"/>
         </w:rPr>
         <w:t>Другий сідальний</w:t>
       </w:r>
@@ -11330,7 +11395,7 @@
     </w:p>
     <w:p>
       <w:pPr>
-        <w:pStyle w:val="Heading3"/>
+        <w:pStyle w:val="3"/>
         <w:spacing w:before="0" w:after="120"/>
         <w:jc w:val="center"/>
         <w:rPr>
@@ -11346,7 +11411,6 @@
           <w:b/>
           <w:i/>
           <w:color w:val="FF0000"/>
-          <w:sz w:val="24"/>
         </w:rPr>
         <w:t>Воскресіння Христове</w:t>
       </w:r>
@@ -11395,7 +11459,7 @@
     </w:p>
     <w:p>
       <w:pPr>
-        <w:pStyle w:val="Heading3"/>
+        <w:pStyle w:val="3"/>
         <w:spacing w:before="0" w:after="120"/>
         <w:jc w:val="center"/>
         <w:rPr>
@@ -11411,7 +11475,6 @@
           <w:b/>
           <w:i/>
           <w:color w:val="FF0000"/>
-          <w:sz w:val="24"/>
         </w:rPr>
         <w:t>Псалом 50</w:t>
       </w:r>
@@ -11698,6 +11761,7 @@
           <w:sz w:val="24"/>
           <w:szCs w:val="24"/>
         </w:rPr>
+        <w:lastRenderedPageBreak/>
         <w:t>Визволь мене від вини крови, Боже, Боже спасіння мого,* і язик мій радісно прославить справедливість твою.</w:t>
       </w:r>
     </w:p>
@@ -11831,7 +11895,7 @@
     </w:p>
     <w:p>
       <w:pPr>
-        <w:pStyle w:val="Heading2"/>
+        <w:pStyle w:val="2"/>
         <w:spacing w:before="0" w:after="120"/>
         <w:jc w:val="center"/>
         <w:rPr>
@@ -12297,6 +12361,7 @@
           <w:sz w:val="24"/>
           <w:szCs w:val="24"/>
         </w:rPr>
+        <w:lastRenderedPageBreak/>
         <w:t>Про вознесіння від землі на небо відкрито говорив Ти, обіцяючи послати з неба Духа Святого.</w:t>
       </w:r>
     </w:p>
@@ -12354,7 +12419,7 @@
     </w:p>
     <w:p>
       <w:pPr>
-        <w:pStyle w:val="Heading3"/>
+        <w:pStyle w:val="3"/>
         <w:spacing w:before="0" w:after="120"/>
         <w:jc w:val="center"/>
         <w:rPr>
@@ -12369,7 +12434,6 @@
           <w:b/>
           <w:i/>
           <w:color w:val="FF0000"/>
-          <w:sz w:val="24"/>
         </w:rPr>
         <w:t>Мала єктенія</w:t>
       </w:r>
@@ -13026,6 +13090,7 @@
           <w:sz w:val="24"/>
           <w:szCs w:val="24"/>
         </w:rPr>
+        <w:lastRenderedPageBreak/>
         <w:t>Божественних свят переполовення досягнувши, довершених божественних чеснот поспішаймо навчатися, богомудрі.</w:t>
       </w:r>
     </w:p>
@@ -13367,7 +13432,7 @@
     </w:p>
     <w:p>
       <w:pPr>
-        <w:pStyle w:val="Heading3"/>
+        <w:pStyle w:val="3"/>
         <w:spacing w:before="0" w:after="120"/>
         <w:jc w:val="center"/>
         <w:rPr>
@@ -13382,7 +13447,6 @@
           <w:b/>
           <w:i/>
           <w:color w:val="FF0000"/>
-          <w:sz w:val="24"/>
         </w:rPr>
         <w:t>Мала єктенія</w:t>
       </w:r>
@@ -13686,7 +13750,16 @@
           <w:sz w:val="24"/>
           <w:szCs w:val="24"/>
         </w:rPr>
-        <w:t xml:space="preserve"> В переполовення законного празника, всіх Творче і Владико,* до предстоящих глаголив Ти, Христе Боже:* Прийдіть і зачерпніть воду безсмертя.* Тому до Тебе припадаємо і вірно кличемо:* Щедроти Твої даруй нам,* бо Ти є джерело життя нашого.</w:t>
+        <w:t xml:space="preserve"> В переполовення законного празника, всіх Творче і Владико,* до предстоящих глаголив Ти, Христе Боже:* Прийдіть і зачерпніть воду безсмертя.* Тому до </w:t>
+      </w:r>
+      <w:r>
+        <w:rPr>
+          <w:rFonts w:ascii="Times New Roman" w:hAnsi="Times New Roman" w:cs="Times New Roman"/>
+          <w:sz w:val="24"/>
+          <w:szCs w:val="24"/>
+        </w:rPr>
+        <w:lastRenderedPageBreak/>
+        <w:t>Тебе припадаємо і вірно кличемо:* Щедроти Твої даруй нам,* бо Ти є джерело життя нашого.</w:t>
       </w:r>
     </w:p>
     <w:p>
@@ -14207,7 +14280,7 @@
     </w:p>
     <w:p>
       <w:pPr>
-        <w:pStyle w:val="Heading3"/>
+        <w:pStyle w:val="3"/>
         <w:spacing w:before="0" w:after="120"/>
         <w:jc w:val="center"/>
         <w:rPr>
@@ -14223,7 +14296,6 @@
           <w:b/>
           <w:i/>
           <w:color w:val="FF0000"/>
-          <w:sz w:val="24"/>
         </w:rPr>
         <w:t>Пісня Богородиці</w:t>
       </w:r>
@@ -14348,6 +14420,7 @@
           <w:sz w:val="24"/>
           <w:szCs w:val="24"/>
         </w:rPr>
+        <w:lastRenderedPageBreak/>
         <w:t>Велике бо вчинив мені Всемогутній, і святе ім'я його.* Милосердя його з роду в рід на тих, які бояться його.</w:t>
       </w:r>
     </w:p>
@@ -14700,7 +14773,7 @@
     </w:p>
     <w:p>
       <w:pPr>
-        <w:pStyle w:val="Heading3"/>
+        <w:pStyle w:val="3"/>
         <w:spacing w:before="0" w:after="120"/>
         <w:jc w:val="center"/>
         <w:rPr>
@@ -14715,7 +14788,6 @@
           <w:b/>
           <w:i/>
           <w:color w:val="FF0000"/>
-          <w:sz w:val="24"/>
         </w:rPr>
         <w:t>Мала єктенія</w:t>
       </w:r>
@@ -14995,7 +15067,7 @@
     </w:p>
     <w:p>
       <w:pPr>
-        <w:pStyle w:val="Heading3"/>
+        <w:pStyle w:val="3"/>
         <w:spacing w:before="0" w:after="120"/>
         <w:jc w:val="center"/>
         <w:rPr>
@@ -15009,8 +15081,8 @@
           <w:b/>
           <w:i/>
           <w:color w:val="FF0000"/>
-          <w:sz w:val="24"/>
-        </w:rPr>
+        </w:rPr>
+        <w:lastRenderedPageBreak/>
         <w:t>Світильний</w:t>
       </w:r>
       <w:r>
@@ -15018,7 +15090,6 @@
           <w:rFonts w:ascii="Times New Roman" w:eastAsia="Times New Roman" w:hAnsi="Times New Roman" w:cs="Times New Roman"/>
           <w:i/>
           <w:color w:val="FF0000"/>
-          <w:sz w:val="24"/>
         </w:rPr>
         <w:t>:</w:t>
       </w:r>
@@ -15057,7 +15128,7 @@
     </w:p>
     <w:p>
       <w:pPr>
-        <w:pStyle w:val="Heading2"/>
+        <w:pStyle w:val="2"/>
         <w:spacing w:before="0" w:after="120"/>
         <w:jc w:val="center"/>
         <w:rPr>
@@ -15701,7 +15772,7 @@
     </w:p>
     <w:p>
       <w:pPr>
-        <w:pStyle w:val="Heading3"/>
+        <w:pStyle w:val="3"/>
         <w:spacing w:before="0" w:after="120"/>
         <w:jc w:val="center"/>
         <w:rPr>
@@ -15717,7 +15788,6 @@
           <w:b/>
           <w:i/>
           <w:color w:val="FF0000"/>
-          <w:sz w:val="24"/>
         </w:rPr>
         <w:t>Мале славослов'я</w:t>
       </w:r>
@@ -16245,7 +16315,7 @@
     </w:p>
     <w:p>
       <w:pPr>
-        <w:pStyle w:val="Heading3"/>
+        <w:pStyle w:val="3"/>
         <w:spacing w:before="0" w:after="120"/>
         <w:jc w:val="center"/>
         <w:rPr>
@@ -16261,8 +16331,8 @@
           <w:b/>
           <w:i/>
           <w:color w:val="FF0000"/>
-          <w:sz w:val="24"/>
-        </w:rPr>
+        </w:rPr>
+        <w:lastRenderedPageBreak/>
         <w:t>Прохальна єктенія:</w:t>
       </w:r>
     </w:p>
@@ -17019,7 +17089,16 @@
           <w:sz w:val="24"/>
           <w:szCs w:val="24"/>
         </w:rPr>
-        <w:t>Господи святий, ти на висоті живеш і всевидючим оком твоїм споглядаєш на всяке створіння! Перед тобою схилили ми голови, душі й тіла, і молимося до тебе, Святий святих: Простягни руку твою невидиму від святого житла твого і благослови всіх нас; а якщо ми де в чому згрішили добровільно чи недобровільно, як добрий і Людинолюбний Бог, прости і даруй нам земні й небесні добра твої:</w:t>
+        <w:t xml:space="preserve">Господи святий, ти на висоті живеш і всевидючим оком твоїм споглядаєш на всяке створіння! Перед тобою схилили ми голови, душі й тіла, і молимося до тебе, Святий святих: Простягни руку твою невидиму від святого житла твого і </w:t>
+      </w:r>
+      <w:r>
+        <w:rPr>
+          <w:rFonts w:ascii="Times New Roman" w:hAnsi="Times New Roman" w:cs="Times New Roman"/>
+          <w:sz w:val="24"/>
+          <w:szCs w:val="24"/>
+        </w:rPr>
+        <w:lastRenderedPageBreak/>
+        <w:t>благослови всіх нас; а якщо ми де в чому згрішили добровільно чи недобровільно, як добрий і Людинолюбний Бог, прости і даруй нам земні й небесні добра твої:</w:t>
       </w:r>
     </w:p>
     <w:p>
@@ -17111,7 +17190,7 @@
     </w:p>
     <w:p>
       <w:pPr>
-        <w:pStyle w:val="Heading2"/>
+        <w:pStyle w:val="2"/>
         <w:spacing w:before="0" w:after="120"/>
         <w:jc w:val="center"/>
         <w:rPr>
@@ -17692,7 +17771,7 @@
     </w:p>
     <w:p>
       <w:pPr>
-        <w:pStyle w:val="Heading3"/>
+        <w:pStyle w:val="3"/>
         <w:spacing w:before="0" w:after="120"/>
         <w:jc w:val="center"/>
         <w:rPr>
@@ -17708,8 +17787,8 @@
           <w:b/>
           <w:i/>
           <w:color w:val="FF0000"/>
-          <w:sz w:val="24"/>
-        </w:rPr>
+        </w:rPr>
+        <w:lastRenderedPageBreak/>
         <w:t>Тропарі</w:t>
       </w:r>
     </w:p>
@@ -17812,7 +17891,7 @@
     </w:p>
     <w:p>
       <w:pPr>
-        <w:pStyle w:val="Heading3"/>
+        <w:pStyle w:val="3"/>
         <w:spacing w:before="0" w:after="120"/>
         <w:jc w:val="center"/>
         <w:rPr>
@@ -17827,7 +17906,6 @@
           <w:b/>
           <w:i/>
           <w:color w:val="FF0000"/>
-          <w:sz w:val="24"/>
         </w:rPr>
         <w:t>Єктенія усильного благання</w:t>
       </w:r>
@@ -17836,7 +17914,6 @@
           <w:rFonts w:ascii="Times New Roman" w:eastAsia="Times New Roman" w:hAnsi="Times New Roman" w:cs="Times New Roman"/>
           <w:b/>
           <w:color w:val="FF0000"/>
-          <w:sz w:val="24"/>
         </w:rPr>
         <w:t>:</w:t>
       </w:r>
@@ -18254,7 +18331,7 @@
     </w:p>
     <w:p>
       <w:pPr>
-        <w:pStyle w:val="Heading2"/>
+        <w:pStyle w:val="2"/>
         <w:spacing w:before="0" w:after="120"/>
         <w:jc w:val="center"/>
         <w:rPr>
@@ -18611,6 +18688,7 @@
           <w:sz w:val="24"/>
           <w:szCs w:val="24"/>
         </w:rPr>
+        <w:lastRenderedPageBreak/>
         <w:t>закінчуючи</w:t>
       </w:r>
       <w:r>
@@ -19042,7 +19120,7 @@
     <w:lsdException w:name="Unresolved Mention" w:semiHidden="1" w:unhideWhenUsed="1"/>
     <w:lsdException w:name="Smart Link" w:semiHidden="1" w:unhideWhenUsed="1"/>
   </w:latentStyles>
-  <w:style w:type="paragraph" w:default="1" w:styleId="Normal">
+  <w:style w:type="paragraph" w:default="1" w:styleId="a">
     <w:name w:val="Normal"/>
     <w:qFormat/>
     <w:rsid w:val="00F536D8"/>
@@ -19051,11 +19129,11 @@
       <w:sz w:val="36"/>
     </w:rPr>
   </w:style>
-  <w:style w:type="paragraph" w:styleId="Heading1">
+  <w:style w:type="paragraph" w:styleId="1">
     <w:name w:val="heading 1"/>
-    <w:basedOn w:val="Normal"/>
-    <w:next w:val="Normal"/>
-    <w:link w:val="Heading1Char"/>
+    <w:basedOn w:val="a"/>
+    <w:next w:val="a"/>
+    <w:link w:val="10"/>
     <w:uiPriority w:val="9"/>
     <w:qFormat/>
     <w:rsid w:val="00F536D8"/>
@@ -19071,11 +19149,11 @@
       <w:szCs w:val="24"/>
     </w:rPr>
   </w:style>
-  <w:style w:type="paragraph" w:styleId="Heading2">
+  <w:style w:type="paragraph" w:styleId="2">
     <w:name w:val="heading 2"/>
-    <w:basedOn w:val="Normal"/>
-    <w:next w:val="Normal"/>
-    <w:link w:val="Heading2Char"/>
+    <w:basedOn w:val="a"/>
+    <w:next w:val="a"/>
+    <w:link w:val="20"/>
     <w:uiPriority w:val="9"/>
     <w:unhideWhenUsed/>
     <w:qFormat/>
@@ -19093,11 +19171,11 @@
       <w:szCs w:val="26"/>
     </w:rPr>
   </w:style>
-  <w:style w:type="paragraph" w:styleId="Heading3">
+  <w:style w:type="paragraph" w:styleId="3">
     <w:name w:val="heading 3"/>
-    <w:basedOn w:val="Normal"/>
-    <w:next w:val="Normal"/>
-    <w:link w:val="Heading3Char"/>
+    <w:basedOn w:val="a"/>
+    <w:next w:val="a"/>
+    <w:link w:val="30"/>
     <w:uiPriority w:val="9"/>
     <w:unhideWhenUsed/>
     <w:qFormat/>
@@ -19115,10 +19193,10 @@
       <w:szCs w:val="24"/>
     </w:rPr>
   </w:style>
-  <w:style w:type="paragraph" w:styleId="Heading4">
+  <w:style w:type="paragraph" w:styleId="4">
     <w:name w:val="heading 4"/>
-    <w:basedOn w:val="Normal"/>
-    <w:next w:val="Normal"/>
+    <w:basedOn w:val="a"/>
+    <w:next w:val="a"/>
     <w:uiPriority w:val="9"/>
     <w:semiHidden/>
     <w:unhideWhenUsed/>
@@ -19135,10 +19213,10 @@
       <w:szCs w:val="24"/>
     </w:rPr>
   </w:style>
-  <w:style w:type="paragraph" w:styleId="Heading5">
+  <w:style w:type="paragraph" w:styleId="5">
     <w:name w:val="heading 5"/>
-    <w:basedOn w:val="Normal"/>
-    <w:next w:val="Normal"/>
+    <w:basedOn w:val="a"/>
+    <w:next w:val="a"/>
     <w:uiPriority w:val="9"/>
     <w:semiHidden/>
     <w:unhideWhenUsed/>
@@ -19155,10 +19233,10 @@
       <w:szCs w:val="22"/>
     </w:rPr>
   </w:style>
-  <w:style w:type="paragraph" w:styleId="Heading6">
+  <w:style w:type="paragraph" w:styleId="6">
     <w:name w:val="heading 6"/>
-    <w:basedOn w:val="Normal"/>
-    <w:next w:val="Normal"/>
+    <w:basedOn w:val="a"/>
+    <w:next w:val="a"/>
     <w:uiPriority w:val="9"/>
     <w:semiHidden/>
     <w:unhideWhenUsed/>
@@ -19174,13 +19252,13 @@
       <w:sz w:val="20"/>
     </w:rPr>
   </w:style>
-  <w:style w:type="character" w:default="1" w:styleId="DefaultParagraphFont">
+  <w:style w:type="character" w:default="1" w:styleId="a0">
     <w:name w:val="Default Paragraph Font"/>
     <w:uiPriority w:val="1"/>
     <w:semiHidden/>
     <w:unhideWhenUsed/>
   </w:style>
-  <w:style w:type="table" w:default="1" w:styleId="TableNormal">
+  <w:style w:type="table" w:default="1" w:styleId="a1">
     <w:name w:val="Normal Table"/>
     <w:uiPriority w:val="99"/>
     <w:semiHidden/>
@@ -19195,16 +19273,16 @@
       </w:tblCellMar>
     </w:tblPr>
   </w:style>
-  <w:style w:type="numbering" w:default="1" w:styleId="NoList">
+  <w:style w:type="numbering" w:default="1" w:styleId="a2">
     <w:name w:val="No List"/>
     <w:uiPriority w:val="99"/>
     <w:semiHidden/>
     <w:unhideWhenUsed/>
   </w:style>
-  <w:style w:type="paragraph" w:styleId="Title">
+  <w:style w:type="paragraph" w:styleId="a3">
     <w:name w:val="Title"/>
-    <w:basedOn w:val="Normal"/>
-    <w:next w:val="Normal"/>
+    <w:basedOn w:val="a"/>
+    <w:next w:val="a"/>
     <w:uiPriority w:val="10"/>
     <w:qFormat/>
     <w:pPr>
@@ -19218,9 +19296,9 @@
       <w:szCs w:val="72"/>
     </w:rPr>
   </w:style>
-  <w:style w:type="character" w:customStyle="1" w:styleId="Heading1Char">
-    <w:name w:val="Heading 1 Char"/>
-    <w:link w:val="Heading1"/>
+  <w:style w:type="character" w:customStyle="1" w:styleId="10">
+    <w:name w:val="Заголовок 1 Знак"/>
+    <w:link w:val="1"/>
     <w:uiPriority w:val="99"/>
     <w:locked/>
     <w:rsid w:val="00F536D8"/>
@@ -19232,9 +19310,9 @@
       <w:szCs w:val="24"/>
     </w:rPr>
   </w:style>
-  <w:style w:type="character" w:customStyle="1" w:styleId="Heading2Char">
-    <w:name w:val="Heading 2 Char"/>
-    <w:link w:val="Heading2"/>
+  <w:style w:type="character" w:customStyle="1" w:styleId="20">
+    <w:name w:val="Заголовок 2 Знак"/>
+    <w:link w:val="2"/>
     <w:uiPriority w:val="99"/>
     <w:locked/>
     <w:rsid w:val="00E36909"/>
@@ -19246,9 +19324,9 @@
       <w:lang w:val="en-US"/>
     </w:rPr>
   </w:style>
-  <w:style w:type="character" w:customStyle="1" w:styleId="Heading3Char">
-    <w:name w:val="Heading 3 Char"/>
-    <w:link w:val="Heading3"/>
+  <w:style w:type="character" w:customStyle="1" w:styleId="30">
+    <w:name w:val="Заголовок 3 Знак"/>
+    <w:link w:val="3"/>
     <w:uiPriority w:val="99"/>
     <w:locked/>
     <w:rsid w:val="00A231E9"/>
@@ -19260,10 +19338,10 @@
       <w:lang w:val="en-US"/>
     </w:rPr>
   </w:style>
-  <w:style w:type="paragraph" w:styleId="DocumentMap">
+  <w:style w:type="paragraph" w:styleId="a4">
     <w:name w:val="Document Map"/>
-    <w:basedOn w:val="Normal"/>
-    <w:link w:val="DocumentMapChar"/>
+    <w:basedOn w:val="a"/>
+    <w:link w:val="a5"/>
     <w:uiPriority w:val="99"/>
     <w:semiHidden/>
     <w:rsid w:val="00BE02F8"/>
@@ -19273,9 +19351,9 @@
       <w:szCs w:val="24"/>
     </w:rPr>
   </w:style>
-  <w:style w:type="character" w:customStyle="1" w:styleId="DocumentMapChar">
-    <w:name w:val="Document Map Char"/>
-    <w:link w:val="DocumentMap"/>
+  <w:style w:type="character" w:customStyle="1" w:styleId="a5">
+    <w:name w:val="Схема документа Знак"/>
+    <w:link w:val="a4"/>
     <w:uiPriority w:val="99"/>
     <w:semiHidden/>
     <w:locked/>
@@ -19299,10 +19377,10 @@
       <w:szCs w:val="36"/>
     </w:rPr>
   </w:style>
-  <w:style w:type="paragraph" w:styleId="Subtitle">
+  <w:style w:type="paragraph" w:styleId="a6">
     <w:name w:val="Subtitle"/>
-    <w:basedOn w:val="Normal"/>
-    <w:next w:val="Normal"/>
+    <w:basedOn w:val="a"/>
+    <w:next w:val="a"/>
     <w:uiPriority w:val="11"/>
     <w:qFormat/>
     <w:pPr>
